--- a/Doc1.docx
+++ b/Doc1.docx
@@ -96,15 +96,7 @@
         </w:numPr>
       </w:pPr>
       <w:r>
-        <w:t xml:space="preserve">Jar </w:t>
-      </w:r>
-      <w:proofErr w:type="spellStart"/>
-      <w:r>
-        <w:t>deloy</w:t>
-      </w:r>
-      <w:proofErr w:type="spellEnd"/>
-      <w:r>
-        <w:t xml:space="preserve"> </w:t>
+        <w:t xml:space="preserve">Jar deloy </w:t>
       </w:r>
     </w:p>
     <w:p>
@@ -115,13 +107,8 @@
           <w:numId w:val="1"/>
         </w:numPr>
       </w:pPr>
-      <w:proofErr w:type="gramStart"/>
-      <w:r>
-        <w:t>War :</w:t>
-      </w:r>
-      <w:proofErr w:type="gramEnd"/>
-      <w:r>
-        <w:t xml:space="preserve"> deploy external server</w:t>
+      <w:r>
+        <w:t>War : deploy external server</w:t>
       </w:r>
     </w:p>
     <w:p/>
@@ -133,18 +120,8 @@
           <w:numId w:val="1"/>
         </w:numPr>
       </w:pPr>
-      <w:proofErr w:type="spellStart"/>
-      <w:proofErr w:type="gramStart"/>
-      <w:r>
-        <w:t>Devtools</w:t>
-      </w:r>
-      <w:proofErr w:type="spellEnd"/>
-      <w:r>
-        <w:t xml:space="preserve"> :</w:t>
-      </w:r>
-      <w:proofErr w:type="gramEnd"/>
-      <w:r>
-        <w:t xml:space="preserve"> make change and don’t need restart build</w:t>
+      <w:r>
+        <w:t>Devtools : make change and don’t need restart build</w:t>
       </w:r>
     </w:p>
     <w:p>
@@ -196,7 +173,6 @@
           <w:szCs w:val="20"/>
         </w:rPr>
       </w:pPr>
-      <w:proofErr w:type="spellStart"/>
       <w:r>
         <w:rPr>
           <w:rFonts w:ascii="Courier New" w:eastAsia="Times New Roman" w:hAnsi="Courier New" w:cs="Courier New"/>
@@ -204,17 +180,7 @@
           <w:sz w:val="20"/>
           <w:szCs w:val="20"/>
         </w:rPr>
-        <w:t>spring.jpa.hibernate.ddl</w:t>
-      </w:r>
-      <w:proofErr w:type="spellEnd"/>
-      <w:r>
-        <w:rPr>
-          <w:rFonts w:ascii="Courier New" w:eastAsia="Times New Roman" w:hAnsi="Courier New" w:cs="Courier New"/>
-          <w:color w:val="CC7832"/>
-          <w:sz w:val="20"/>
-          <w:szCs w:val="20"/>
-        </w:rPr>
-        <w:t>-auto</w:t>
+        <w:t>spring.jpa.hibernate.ddl-auto</w:t>
       </w:r>
       <w:r>
         <w:rPr>
@@ -244,15 +210,7 @@
         </w:numPr>
       </w:pPr>
       <w:r>
-        <w:t>Validator in spring to check condition (email</w:t>
-      </w:r>
-      <w:proofErr w:type="gramStart"/>
-      <w:r>
-        <w:t xml:space="preserve"> ,..</w:t>
-      </w:r>
-      <w:proofErr w:type="gramEnd"/>
-      <w:r>
-        <w:t>)</w:t>
+        <w:t>Validator in spring to check condition (email ,..)</w:t>
       </w:r>
     </w:p>
     <w:p/>
@@ -395,11 +353,9 @@
           <w:numId w:val="2"/>
         </w:numPr>
       </w:pPr>
-      <w:proofErr w:type="spellStart"/>
       <w:r>
         <w:t>ShopmeProject</w:t>
       </w:r>
-      <w:proofErr w:type="spellEnd"/>
     </w:p>
     <w:p>
       <w:pPr>
@@ -409,13 +365,8 @@
           <w:numId w:val="1"/>
         </w:numPr>
       </w:pPr>
-      <w:proofErr w:type="gramStart"/>
-      <w:r>
-        <w:t>Pom.xml :</w:t>
-      </w:r>
-      <w:proofErr w:type="gramEnd"/>
-      <w:r>
-        <w:t xml:space="preserve"> add module</w:t>
+      <w:r>
+        <w:t>Pom.xml : add module</w:t>
       </w:r>
     </w:p>
     <w:p>
@@ -471,11 +422,9 @@
           <w:numId w:val="2"/>
         </w:numPr>
       </w:pPr>
-      <w:proofErr w:type="spellStart"/>
       <w:r>
         <w:t>ShopmeCommon</w:t>
       </w:r>
-      <w:proofErr w:type="spellEnd"/>
     </w:p>
     <w:p>
       <w:pPr>
@@ -485,21 +434,8 @@
           <w:numId w:val="1"/>
         </w:numPr>
       </w:pPr>
-      <w:proofErr w:type="spellStart"/>
-      <w:r>
-        <w:t>Xoa</w:t>
-      </w:r>
-      <w:proofErr w:type="spellEnd"/>
-      <w:r>
-        <w:t xml:space="preserve"> test, </w:t>
-      </w:r>
-      <w:proofErr w:type="spellStart"/>
-      <w:r>
-        <w:t>Xoa</w:t>
-      </w:r>
-      <w:proofErr w:type="spellEnd"/>
-      <w:r>
-        <w:t xml:space="preserve"> main</w:t>
+      <w:r>
+        <w:t>Xoa test, Xoa main</w:t>
       </w:r>
     </w:p>
     <w:p>
@@ -522,11 +458,9 @@
           <w:numId w:val="2"/>
         </w:numPr>
       </w:pPr>
-      <w:proofErr w:type="spellStart"/>
       <w:r>
         <w:t>ShopmeWebParent</w:t>
       </w:r>
-      <w:proofErr w:type="spellEnd"/>
     </w:p>
     <w:p>
       <w:pPr>
@@ -536,13 +470,8 @@
           <w:numId w:val="1"/>
         </w:numPr>
       </w:pPr>
-      <w:proofErr w:type="spellStart"/>
-      <w:r>
-        <w:t>Xoa</w:t>
-      </w:r>
-      <w:proofErr w:type="spellEnd"/>
-      <w:r>
-        <w:t xml:space="preserve"> plugin</w:t>
+      <w:r>
+        <w:t>Xoa plugin</w:t>
       </w:r>
     </w:p>
     <w:p>
@@ -591,6 +520,372 @@
         </w:drawing>
       </w:r>
     </w:p>
+    <w:p>
+      <w:pPr>
+        <w:ind w:left="360"/>
+      </w:pPr>
+      <w:r>
+        <w:rPr>
+          <w:noProof/>
+        </w:rPr>
+        <w:drawing>
+          <wp:inline distT="0" distB="0" distL="0" distR="0" wp14:anchorId="4D9C06C0" wp14:editId="75BBD18F">
+            <wp:extent cx="5915025" cy="2990850"/>
+            <wp:effectExtent l="0" t="0" r="9525" b="0"/>
+            <wp:docPr id="8" name="Picture 8"/>
+            <wp:cNvGraphicFramePr>
+              <a:graphicFrameLocks xmlns:a="http://schemas.openxmlformats.org/drawingml/2006/main" noChangeAspect="1"/>
+            </wp:cNvGraphicFramePr>
+            <a:graphic xmlns:a="http://schemas.openxmlformats.org/drawingml/2006/main">
+              <a:graphicData uri="http://schemas.openxmlformats.org/drawingml/2006/picture">
+                <pic:pic xmlns:pic="http://schemas.openxmlformats.org/drawingml/2006/picture">
+                  <pic:nvPicPr>
+                    <pic:cNvPr id="1" name=""/>
+                    <pic:cNvPicPr/>
+                  </pic:nvPicPr>
+                  <pic:blipFill>
+                    <a:blip r:embed="rId12"/>
+                    <a:stretch>
+                      <a:fillRect/>
+                    </a:stretch>
+                  </pic:blipFill>
+                  <pic:spPr>
+                    <a:xfrm>
+                      <a:off x="0" y="0"/>
+                      <a:ext cx="5915025" cy="2990850"/>
+                    </a:xfrm>
+                    <a:prstGeom prst="rect">
+                      <a:avLst/>
+                    </a:prstGeom>
+                  </pic:spPr>
+                </pic:pic>
+              </a:graphicData>
+            </a:graphic>
+          </wp:inline>
+        </w:drawing>
+      </w:r>
+    </w:p>
+    <w:p>
+      <w:pPr>
+        <w:ind w:left="360"/>
+      </w:pPr>
+    </w:p>
+    <w:p>
+      <w:pPr>
+        <w:ind w:left="360"/>
+      </w:pPr>
+    </w:p>
+    <w:p>
+      <w:pPr>
+        <w:ind w:left="360"/>
+      </w:pPr>
+    </w:p>
+    <w:p>
+      <w:pPr>
+        <w:ind w:left="360"/>
+      </w:pPr>
+    </w:p>
+    <w:p>
+      <w:pPr>
+        <w:ind w:left="360"/>
+      </w:pPr>
+    </w:p>
+    <w:p>
+      <w:pPr>
+        <w:pStyle w:val="Heading1"/>
+        <w:numPr>
+          <w:ilvl w:val="0"/>
+          <w:numId w:val="3"/>
+        </w:numPr>
+      </w:pPr>
+      <w:r>
+        <w:lastRenderedPageBreak/>
+        <w:t>SRS – ShopmeAdmin User Management</w:t>
+      </w:r>
+    </w:p>
+    <w:p>
+      <w:pPr>
+        <w:ind w:left="360"/>
+      </w:pPr>
+      <w:r>
+        <w:rPr>
+          <w:noProof/>
+        </w:rPr>
+        <w:drawing>
+          <wp:inline distT="0" distB="0" distL="0" distR="0" wp14:anchorId="0CA90E96" wp14:editId="600550D8">
+            <wp:extent cx="5181600" cy="3208053"/>
+            <wp:effectExtent l="0" t="0" r="0" b="0"/>
+            <wp:docPr id="9" name="Picture 9"/>
+            <wp:cNvGraphicFramePr>
+              <a:graphicFrameLocks xmlns:a="http://schemas.openxmlformats.org/drawingml/2006/main" noChangeAspect="1"/>
+            </wp:cNvGraphicFramePr>
+            <a:graphic xmlns:a="http://schemas.openxmlformats.org/drawingml/2006/main">
+              <a:graphicData uri="http://schemas.openxmlformats.org/drawingml/2006/picture">
+                <pic:pic xmlns:pic="http://schemas.openxmlformats.org/drawingml/2006/picture">
+                  <pic:nvPicPr>
+                    <pic:cNvPr id="1" name=""/>
+                    <pic:cNvPicPr/>
+                  </pic:nvPicPr>
+                  <pic:blipFill>
+                    <a:blip r:embed="rId13"/>
+                    <a:stretch>
+                      <a:fillRect/>
+                    </a:stretch>
+                  </pic:blipFill>
+                  <pic:spPr>
+                    <a:xfrm>
+                      <a:off x="0" y="0"/>
+                      <a:ext cx="5185155" cy="3210254"/>
+                    </a:xfrm>
+                    <a:prstGeom prst="rect">
+                      <a:avLst/>
+                    </a:prstGeom>
+                  </pic:spPr>
+                </pic:pic>
+              </a:graphicData>
+            </a:graphic>
+          </wp:inline>
+        </w:drawing>
+      </w:r>
+    </w:p>
+    <w:p>
+      <w:pPr>
+        <w:ind w:left="360"/>
+      </w:pPr>
+      <w:r>
+        <w:rPr>
+          <w:noProof/>
+        </w:rPr>
+        <w:drawing>
+          <wp:inline distT="0" distB="0" distL="0" distR="0" wp14:anchorId="1EBBB80E" wp14:editId="4D584C56">
+            <wp:extent cx="5943600" cy="3314700"/>
+            <wp:effectExtent l="0" t="0" r="0" b="0"/>
+            <wp:docPr id="11" name="Picture 11"/>
+            <wp:cNvGraphicFramePr>
+              <a:graphicFrameLocks xmlns:a="http://schemas.openxmlformats.org/drawingml/2006/main" noChangeAspect="1"/>
+            </wp:cNvGraphicFramePr>
+            <a:graphic xmlns:a="http://schemas.openxmlformats.org/drawingml/2006/main">
+              <a:graphicData uri="http://schemas.openxmlformats.org/drawingml/2006/picture">
+                <pic:pic xmlns:pic="http://schemas.openxmlformats.org/drawingml/2006/picture">
+                  <pic:nvPicPr>
+                    <pic:cNvPr id="1" name=""/>
+                    <pic:cNvPicPr/>
+                  </pic:nvPicPr>
+                  <pic:blipFill>
+                    <a:blip r:embed="rId14"/>
+                    <a:stretch>
+                      <a:fillRect/>
+                    </a:stretch>
+                  </pic:blipFill>
+                  <pic:spPr>
+                    <a:xfrm>
+                      <a:off x="0" y="0"/>
+                      <a:ext cx="5943600" cy="3314700"/>
+                    </a:xfrm>
+                    <a:prstGeom prst="rect">
+                      <a:avLst/>
+                    </a:prstGeom>
+                  </pic:spPr>
+                </pic:pic>
+              </a:graphicData>
+            </a:graphic>
+          </wp:inline>
+        </w:drawing>
+      </w:r>
+    </w:p>
+    <w:p>
+      <w:pPr>
+        <w:ind w:left="360"/>
+      </w:pPr>
+      <w:r>
+        <w:rPr>
+          <w:noProof/>
+        </w:rPr>
+        <w:lastRenderedPageBreak/>
+        <w:drawing>
+          <wp:inline distT="0" distB="0" distL="0" distR="0" wp14:anchorId="79D2E9CD" wp14:editId="53886EB9">
+            <wp:extent cx="5943600" cy="3284855"/>
+            <wp:effectExtent l="0" t="0" r="0" b="0"/>
+            <wp:docPr id="12" name="Picture 12"/>
+            <wp:cNvGraphicFramePr>
+              <a:graphicFrameLocks xmlns:a="http://schemas.openxmlformats.org/drawingml/2006/main" noChangeAspect="1"/>
+            </wp:cNvGraphicFramePr>
+            <a:graphic xmlns:a="http://schemas.openxmlformats.org/drawingml/2006/main">
+              <a:graphicData uri="http://schemas.openxmlformats.org/drawingml/2006/picture">
+                <pic:pic xmlns:pic="http://schemas.openxmlformats.org/drawingml/2006/picture">
+                  <pic:nvPicPr>
+                    <pic:cNvPr id="1" name=""/>
+                    <pic:cNvPicPr/>
+                  </pic:nvPicPr>
+                  <pic:blipFill>
+                    <a:blip r:embed="rId15"/>
+                    <a:stretch>
+                      <a:fillRect/>
+                    </a:stretch>
+                  </pic:blipFill>
+                  <pic:spPr>
+                    <a:xfrm>
+                      <a:off x="0" y="0"/>
+                      <a:ext cx="5943600" cy="3284855"/>
+                    </a:xfrm>
+                    <a:prstGeom prst="rect">
+                      <a:avLst/>
+                    </a:prstGeom>
+                  </pic:spPr>
+                </pic:pic>
+              </a:graphicData>
+            </a:graphic>
+          </wp:inline>
+        </w:drawing>
+      </w:r>
+    </w:p>
+    <w:p>
+      <w:pPr>
+        <w:ind w:left="360"/>
+      </w:pPr>
+      <w:r>
+        <w:rPr>
+          <w:noProof/>
+        </w:rPr>
+        <w:drawing>
+          <wp:inline distT="0" distB="0" distL="0" distR="0" wp14:anchorId="59389F30" wp14:editId="587A6C5E">
+            <wp:extent cx="5943600" cy="3143885"/>
+            <wp:effectExtent l="0" t="0" r="0" b="0"/>
+            <wp:docPr id="13" name="Picture 13"/>
+            <wp:cNvGraphicFramePr>
+              <a:graphicFrameLocks xmlns:a="http://schemas.openxmlformats.org/drawingml/2006/main" noChangeAspect="1"/>
+            </wp:cNvGraphicFramePr>
+            <a:graphic xmlns:a="http://schemas.openxmlformats.org/drawingml/2006/main">
+              <a:graphicData uri="http://schemas.openxmlformats.org/drawingml/2006/picture">
+                <pic:pic xmlns:pic="http://schemas.openxmlformats.org/drawingml/2006/picture">
+                  <pic:nvPicPr>
+                    <pic:cNvPr id="1" name=""/>
+                    <pic:cNvPicPr/>
+                  </pic:nvPicPr>
+                  <pic:blipFill>
+                    <a:blip r:embed="rId16"/>
+                    <a:stretch>
+                      <a:fillRect/>
+                    </a:stretch>
+                  </pic:blipFill>
+                  <pic:spPr>
+                    <a:xfrm>
+                      <a:off x="0" y="0"/>
+                      <a:ext cx="5943600" cy="3143885"/>
+                    </a:xfrm>
+                    <a:prstGeom prst="rect">
+                      <a:avLst/>
+                    </a:prstGeom>
+                  </pic:spPr>
+                </pic:pic>
+              </a:graphicData>
+            </a:graphic>
+          </wp:inline>
+        </w:drawing>
+      </w:r>
+    </w:p>
+    <w:p>
+      <w:pPr>
+        <w:ind w:left="360"/>
+      </w:pPr>
+    </w:p>
+    <w:p>
+      <w:pPr>
+        <w:pStyle w:val="Heading1"/>
+        <w:numPr>
+          <w:ilvl w:val="0"/>
+          <w:numId w:val="3"/>
+        </w:numPr>
+      </w:pPr>
+      <w:r>
+        <w:lastRenderedPageBreak/>
+        <w:t>Database management</w:t>
+      </w:r>
+    </w:p>
+    <w:p>
+      <w:r>
+        <w:rPr>
+          <w:noProof/>
+        </w:rPr>
+        <w:drawing>
+          <wp:inline distT="0" distB="0" distL="0" distR="0" wp14:anchorId="3D0FF932" wp14:editId="2F4CBB38">
+            <wp:extent cx="5943600" cy="2616835"/>
+            <wp:effectExtent l="0" t="0" r="0" b="0"/>
+            <wp:docPr id="14" name="Picture 14"/>
+            <wp:cNvGraphicFramePr>
+              <a:graphicFrameLocks xmlns:a="http://schemas.openxmlformats.org/drawingml/2006/main" noChangeAspect="1"/>
+            </wp:cNvGraphicFramePr>
+            <a:graphic xmlns:a="http://schemas.openxmlformats.org/drawingml/2006/main">
+              <a:graphicData uri="http://schemas.openxmlformats.org/drawingml/2006/picture">
+                <pic:pic xmlns:pic="http://schemas.openxmlformats.org/drawingml/2006/picture">
+                  <pic:nvPicPr>
+                    <pic:cNvPr id="1" name=""/>
+                    <pic:cNvPicPr/>
+                  </pic:nvPicPr>
+                  <pic:blipFill>
+                    <a:blip r:embed="rId17"/>
+                    <a:stretch>
+                      <a:fillRect/>
+                    </a:stretch>
+                  </pic:blipFill>
+                  <pic:spPr>
+                    <a:xfrm>
+                      <a:off x="0" y="0"/>
+                      <a:ext cx="5943600" cy="2616835"/>
+                    </a:xfrm>
+                    <a:prstGeom prst="rect">
+                      <a:avLst/>
+                    </a:prstGeom>
+                  </pic:spPr>
+                </pic:pic>
+              </a:graphicData>
+            </a:graphic>
+          </wp:inline>
+        </w:drawing>
+      </w:r>
+    </w:p>
+    <w:p>
+      <w:r>
+        <w:rPr>
+          <w:noProof/>
+        </w:rPr>
+        <w:drawing>
+          <wp:inline distT="0" distB="0" distL="0" distR="0" wp14:anchorId="3BA53BFE" wp14:editId="0B947ABD">
+            <wp:extent cx="5943600" cy="3439795"/>
+            <wp:effectExtent l="0" t="0" r="0" b="8255"/>
+            <wp:docPr id="15" name="Picture 15"/>
+            <wp:cNvGraphicFramePr>
+              <a:graphicFrameLocks xmlns:a="http://schemas.openxmlformats.org/drawingml/2006/main" noChangeAspect="1"/>
+            </wp:cNvGraphicFramePr>
+            <a:graphic xmlns:a="http://schemas.openxmlformats.org/drawingml/2006/main">
+              <a:graphicData uri="http://schemas.openxmlformats.org/drawingml/2006/picture">
+                <pic:pic xmlns:pic="http://schemas.openxmlformats.org/drawingml/2006/picture">
+                  <pic:nvPicPr>
+                    <pic:cNvPr id="1" name=""/>
+                    <pic:cNvPicPr/>
+                  </pic:nvPicPr>
+                  <pic:blipFill>
+                    <a:blip r:embed="rId18"/>
+                    <a:stretch>
+                      <a:fillRect/>
+                    </a:stretch>
+                  </pic:blipFill>
+                  <pic:spPr>
+                    <a:xfrm>
+                      <a:off x="0" y="0"/>
+                      <a:ext cx="5943600" cy="3439795"/>
+                    </a:xfrm>
+                    <a:prstGeom prst="rect">
+                      <a:avLst/>
+                    </a:prstGeom>
+                  </pic:spPr>
+                </pic:pic>
+              </a:graphicData>
+            </a:graphic>
+          </wp:inline>
+        </w:drawing>
+      </w:r>
+    </w:p>
     <w:sectPr>
       <w:pgSz w:w="12240" w:h="15840"/>
       <w:pgMar w:top="1440" w:right="1440" w:bottom="1440" w:left="1440" w:header="720" w:footer="720" w:gutter="0"/>
@@ -604,6 +899,95 @@
 <file path=word/numbering.xml><?xml version="1.0" encoding="utf-8"?>
 <w:numbering xmlns:wpc="http://schemas.microsoft.com/office/word/2010/wordprocessingCanvas" xmlns:cx="http://schemas.microsoft.com/office/drawing/2014/chartex" xmlns:cx1="http://schemas.microsoft.com/office/drawing/2015/9/8/chartex" xmlns:cx2="http://schemas.microsoft.com/office/drawing/2015/10/21/chartex" xmlns:cx3="http://schemas.microsoft.com/office/drawing/2016/5/9/chartex" xmlns:cx4="http://schemas.microsoft.com/office/drawing/2016/5/10/chartex" xmlns:cx5="http://schemas.microsoft.com/office/drawing/2016/5/11/chartex" xmlns:cx6="http://schemas.microsoft.com/office/drawing/2016/5/12/chartex" xmlns:cx7="http://schemas.microsoft.com/office/drawing/2016/5/13/chartex" xmlns:cx8="http://schemas.microsoft.com/office/drawing/2016/5/14/chartex" xmlns:mc="http://schemas.openxmlformats.org/markup-compatibility/2006" xmlns:aink="http://schemas.microsoft.com/office/drawing/2016/ink" xmlns:am3d="http://schemas.microsoft.com/office/drawing/2017/model3d" xmlns:o="urn:schemas-microsoft-com:office:office" xmlns:r="http://schemas.openxmlformats.org/officeDocument/2006/relationships" xmlns:m="http://schemas.openxmlformats.org/officeDocument/2006/math" xmlns:v="urn:schemas-microsoft-com:vml" xmlns:wp14="http://schemas.microsoft.com/office/word/2010/wordprocessingDrawing" xmlns:wp="http://schemas.openxmlformats.org/drawingml/2006/wordprocessingDrawing" xmlns:w10="urn:schemas-microsoft-com:office:word" xmlns:w="http://schemas.openxmlformats.org/wordprocessingml/2006/main" xmlns:w14="http://schemas.microsoft.com/office/word/2010/wordml" xmlns:w15="http://schemas.microsoft.com/office/word/2012/wordml" xmlns:w16cex="http://schemas.microsoft.com/office/word/2018/wordml/cex" xmlns:w16cid="http://schemas.microsoft.com/office/word/2016/wordml/cid" xmlns:w16="http://schemas.microsoft.com/office/word/2018/wordml" xmlns:w16sdtdh="http://schemas.microsoft.com/office/word/2020/wordml/sdtdatahash" xmlns:w16se="http://schemas.microsoft.com/office/word/2015/wordml/symex" xmlns:wpg="http://schemas.microsoft.com/office/word/2010/wordprocessingGroup" xmlns:wpi="http://schemas.microsoft.com/office/word/2010/wordprocessingInk" xmlns:wne="http://schemas.microsoft.com/office/word/2006/wordml" xmlns:wps="http://schemas.microsoft.com/office/word/2010/wordprocessingShape" mc:Ignorable="w14 w15 w16se w16cid w16 w16cex w16sdtdh wp14">
   <w:abstractNum w:abstractNumId="0" w15:restartNumberingAfterBreak="0">
+    <w:nsid w:val="17B10619"/>
+    <w:multiLevelType w:val="hybridMultilevel"/>
+    <w:tmpl w:val="1AE42652"/>
+    <w:lvl w:ilvl="0" w:tplc="B1D0129A">
+      <w:start w:val="1"/>
+      <w:numFmt w:val="decimal"/>
+      <w:lvlText w:val="%1."/>
+      <w:lvlJc w:val="left"/>
+      <w:pPr>
+        <w:ind w:left="720" w:hanging="360"/>
+      </w:pPr>
+      <w:rPr>
+        <w:rFonts w:hint="default"/>
+      </w:rPr>
+    </w:lvl>
+    <w:lvl w:ilvl="1" w:tplc="04090019" w:tentative="1">
+      <w:start w:val="1"/>
+      <w:numFmt w:val="lowerLetter"/>
+      <w:lvlText w:val="%2."/>
+      <w:lvlJc w:val="left"/>
+      <w:pPr>
+        <w:ind w:left="1440" w:hanging="360"/>
+      </w:pPr>
+    </w:lvl>
+    <w:lvl w:ilvl="2" w:tplc="0409001B" w:tentative="1">
+      <w:start w:val="1"/>
+      <w:numFmt w:val="lowerRoman"/>
+      <w:lvlText w:val="%3."/>
+      <w:lvlJc w:val="right"/>
+      <w:pPr>
+        <w:ind w:left="2160" w:hanging="180"/>
+      </w:pPr>
+    </w:lvl>
+    <w:lvl w:ilvl="3" w:tplc="0409000F" w:tentative="1">
+      <w:start w:val="1"/>
+      <w:numFmt w:val="decimal"/>
+      <w:lvlText w:val="%4."/>
+      <w:lvlJc w:val="left"/>
+      <w:pPr>
+        <w:ind w:left="2880" w:hanging="360"/>
+      </w:pPr>
+    </w:lvl>
+    <w:lvl w:ilvl="4" w:tplc="04090019" w:tentative="1">
+      <w:start w:val="1"/>
+      <w:numFmt w:val="lowerLetter"/>
+      <w:lvlText w:val="%5."/>
+      <w:lvlJc w:val="left"/>
+      <w:pPr>
+        <w:ind w:left="3600" w:hanging="360"/>
+      </w:pPr>
+    </w:lvl>
+    <w:lvl w:ilvl="5" w:tplc="0409001B" w:tentative="1">
+      <w:start w:val="1"/>
+      <w:numFmt w:val="lowerRoman"/>
+      <w:lvlText w:val="%6."/>
+      <w:lvlJc w:val="right"/>
+      <w:pPr>
+        <w:ind w:left="4320" w:hanging="180"/>
+      </w:pPr>
+    </w:lvl>
+    <w:lvl w:ilvl="6" w:tplc="0409000F" w:tentative="1">
+      <w:start w:val="1"/>
+      <w:numFmt w:val="decimal"/>
+      <w:lvlText w:val="%7."/>
+      <w:lvlJc w:val="left"/>
+      <w:pPr>
+        <w:ind w:left="5040" w:hanging="360"/>
+      </w:pPr>
+    </w:lvl>
+    <w:lvl w:ilvl="7" w:tplc="04090019" w:tentative="1">
+      <w:start w:val="1"/>
+      <w:numFmt w:val="lowerLetter"/>
+      <w:lvlText w:val="%8."/>
+      <w:lvlJc w:val="left"/>
+      <w:pPr>
+        <w:ind w:left="5760" w:hanging="360"/>
+      </w:pPr>
+    </w:lvl>
+    <w:lvl w:ilvl="8" w:tplc="0409001B" w:tentative="1">
+      <w:start w:val="1"/>
+      <w:numFmt w:val="lowerRoman"/>
+      <w:lvlText w:val="%9."/>
+      <w:lvlJc w:val="right"/>
+      <w:pPr>
+        <w:ind w:left="6480" w:hanging="180"/>
+      </w:pPr>
+    </w:lvl>
+  </w:abstractNum>
+  <w:abstractNum w:abstractNumId="1" w15:restartNumberingAfterBreak="0">
     <w:nsid w:val="4F095209"/>
     <w:multiLevelType w:val="hybridMultilevel"/>
     <w:tmpl w:val="F3D6F5E2"/>
@@ -692,7 +1076,7 @@
       </w:pPr>
     </w:lvl>
   </w:abstractNum>
-  <w:abstractNum w:abstractNumId="1" w15:restartNumberingAfterBreak="0">
+  <w:abstractNum w:abstractNumId="2" w15:restartNumberingAfterBreak="0">
     <w:nsid w:val="77553979"/>
     <w:multiLevelType w:val="hybridMultilevel"/>
     <w:tmpl w:val="A1745866"/>
@@ -805,9 +1189,12 @@
     </w:lvl>
   </w:abstractNum>
   <w:num w:numId="1" w16cid:durableId="1857578795">
+    <w:abstractNumId w:val="2"/>
+  </w:num>
+  <w:num w:numId="2" w16cid:durableId="1008409303">
     <w:abstractNumId w:val="1"/>
   </w:num>
-  <w:num w:numId="2" w16cid:durableId="1008409303">
+  <w:num w:numId="3" w16cid:durableId="765346225">
     <w:abstractNumId w:val="0"/>
   </w:num>
 </w:numbering>
@@ -1212,6 +1599,27 @@
     <w:name w:val="Normal"/>
     <w:qFormat/>
   </w:style>
+  <w:style w:type="paragraph" w:styleId="Heading1">
+    <w:name w:val="heading 1"/>
+    <w:basedOn w:val="Normal"/>
+    <w:next w:val="Normal"/>
+    <w:link w:val="Heading1Char"/>
+    <w:uiPriority w:val="9"/>
+    <w:qFormat/>
+    <w:rsid w:val="00757D16"/>
+    <w:pPr>
+      <w:keepNext/>
+      <w:keepLines/>
+      <w:spacing w:before="240" w:after="0"/>
+      <w:outlineLvl w:val="0"/>
+    </w:pPr>
+    <w:rPr>
+      <w:rFonts w:asciiTheme="majorHAnsi" w:eastAsiaTheme="majorEastAsia" w:hAnsiTheme="majorHAnsi" w:cstheme="majorBidi"/>
+      <w:color w:val="2F5496" w:themeColor="accent1" w:themeShade="BF"/>
+      <w:sz w:val="32"/>
+      <w:szCs w:val="32"/>
+    </w:rPr>
+  </w:style>
   <w:style w:type="character" w:default="1" w:styleId="DefaultParagraphFont">
     <w:name w:val="Default Paragraph Font"/>
     <w:uiPriority w:val="1"/>
@@ -1297,6 +1705,19 @@
       <w:ind w:left="720"/>
       <w:contextualSpacing/>
     </w:pPr>
+  </w:style>
+  <w:style w:type="character" w:customStyle="1" w:styleId="Heading1Char">
+    <w:name w:val="Heading 1 Char"/>
+    <w:basedOn w:val="DefaultParagraphFont"/>
+    <w:link w:val="Heading1"/>
+    <w:uiPriority w:val="9"/>
+    <w:rsid w:val="00757D16"/>
+    <w:rPr>
+      <w:rFonts w:asciiTheme="majorHAnsi" w:eastAsiaTheme="majorEastAsia" w:hAnsiTheme="majorHAnsi" w:cstheme="majorBidi"/>
+      <w:color w:val="2F5496" w:themeColor="accent1" w:themeShade="BF"/>
+      <w:sz w:val="32"/>
+      <w:szCs w:val="32"/>
+    </w:rPr>
   </w:style>
 </w:styles>
 </file>
